--- a/fra/docx/003.content.docx
+++ b/fra/docx/003.content.docx
@@ -190,7 +190,7 @@
         <w:rPr>
           <w:lang w:val="fr_FR" w:bidi="fr_FR"/>
         </w:rPr>
-        <w:t>Chameau</w:t>
+        <w:t>Chambre intérieure</w:t>
       </w:r>
       <w:r>
         <w:rPr>
@@ -226,7 +226,7 @@
       <w:r>
         <w:drawing>
           <wp:inline xmlns:a="http://schemas.openxmlformats.org/drawingml/2006/main" xmlns:pic="http://schemas.openxmlformats.org/drawingml/2006/picture">
-            <wp:extent cx="6096000" cy="3432048"/>
+            <wp:extent cx="6096000" cy="4090416"/>
             <wp:docPr id="1" name="Picture 1"/>
             <wp:cNvGraphicFramePr>
               <a:graphicFrameLocks noChangeAspect="1"/>
@@ -247,7 +247,7 @@
                   <pic:spPr>
                     <a:xfrm>
                       <a:off x="0" y="0"/>
-                      <a:ext cx="6096000" cy="3432048"/>
+                      <a:ext cx="6096000" cy="4090416"/>
                     </a:xfrm>
                     <a:prstGeom prst="rect"/>
                   </pic:spPr>
@@ -304,7 +304,7 @@
         <w:rPr>
           <w:lang w:val="fr_FR" w:bidi="fr_FR"/>
         </w:rPr>
-        <w:t>chandelier</w:t>
+        <w:t>Chambre intérieure</w:t>
       </w:r>
       <w:r>
         <w:rPr>
@@ -340,7 +340,7 @@
       <w:r>
         <w:drawing>
           <wp:inline xmlns:a="http://schemas.openxmlformats.org/drawingml/2006/main" xmlns:pic="http://schemas.openxmlformats.org/drawingml/2006/picture">
-            <wp:extent cx="6096000" cy="4066032"/>
+            <wp:extent cx="6096000" cy="4090416"/>
             <wp:docPr id="2" name="Picture 2"/>
             <wp:cNvGraphicFramePr>
               <a:graphicFrameLocks noChangeAspect="1"/>
@@ -361,7 +361,7 @@
                   <pic:spPr>
                     <a:xfrm>
                       <a:off x="0" y="0"/>
-                      <a:ext cx="6096000" cy="4066032"/>
+                      <a:ext cx="6096000" cy="4090416"/>
                     </a:xfrm>
                     <a:prstGeom prst="rect"/>
                   </pic:spPr>
@@ -418,7 +418,7 @@
         <w:rPr>
           <w:lang w:val="fr_FR" w:bidi="fr_FR"/>
         </w:rPr>
-        <w:t>chandelier</w:t>
+        <w:t>Chambre intérieure</w:t>
       </w:r>
       <w:r>
         <w:rPr>
@@ -454,7 +454,7 @@
       <w:r>
         <w:drawing>
           <wp:inline xmlns:a="http://schemas.openxmlformats.org/drawingml/2006/main" xmlns:pic="http://schemas.openxmlformats.org/drawingml/2006/picture">
-            <wp:extent cx="6096000" cy="4066032"/>
+            <wp:extent cx="6096000" cy="4090416"/>
             <wp:docPr id="3" name="Picture 3"/>
             <wp:cNvGraphicFramePr>
               <a:graphicFrameLocks noChangeAspect="1"/>
@@ -475,7 +475,7 @@
                   <pic:spPr>
                     <a:xfrm>
                       <a:off x="0" y="0"/>
-                      <a:ext cx="6096000" cy="4066032"/>
+                      <a:ext cx="6096000" cy="4090416"/>
                     </a:xfrm>
                     <a:prstGeom prst="rect"/>
                   </pic:spPr>
@@ -532,7 +532,7 @@
         <w:rPr>
           <w:lang w:val="fr_FR" w:bidi="fr_FR"/>
         </w:rPr>
-        <w:t>Club</w:t>
+        <w:t>Chameau</w:t>
       </w:r>
       <w:r>
         <w:rPr>
@@ -568,7 +568,7 @@
       <w:r>
         <w:drawing>
           <wp:inline xmlns:a="http://schemas.openxmlformats.org/drawingml/2006/main" xmlns:pic="http://schemas.openxmlformats.org/drawingml/2006/picture">
-            <wp:extent cx="6096000" cy="4066032"/>
+            <wp:extent cx="6096000" cy="3432048"/>
             <wp:docPr id="4" name="Picture 4"/>
             <wp:cNvGraphicFramePr>
               <a:graphicFrameLocks noChangeAspect="1"/>
@@ -589,7 +589,7 @@
                   <pic:spPr>
                     <a:xfrm>
                       <a:off x="0" y="0"/>
-                      <a:ext cx="6096000" cy="4066032"/>
+                      <a:ext cx="6096000" cy="3432048"/>
                     </a:xfrm>
                     <a:prstGeom prst="rect"/>
                   </pic:spPr>
@@ -646,7 +646,7 @@
         <w:rPr>
           <w:lang w:val="fr_FR" w:bidi="fr_FR"/>
         </w:rPr>
-        <w:t>Club</w:t>
+        <w:t>Champ avec du blé et des mauvaises herbes</w:t>
       </w:r>
       <w:r>
         <w:rPr>
@@ -682,7 +682,7 @@
       <w:r>
         <w:drawing>
           <wp:inline xmlns:a="http://schemas.openxmlformats.org/drawingml/2006/main" xmlns:pic="http://schemas.openxmlformats.org/drawingml/2006/picture">
-            <wp:extent cx="6096000" cy="4066032"/>
+            <wp:extent cx="6096000" cy="4169664"/>
             <wp:docPr id="5" name="Picture 5"/>
             <wp:cNvGraphicFramePr>
               <a:graphicFrameLocks noChangeAspect="1"/>
@@ -703,7 +703,7 @@
                   <pic:spPr>
                     <a:xfrm>
                       <a:off x="0" y="0"/>
-                      <a:ext cx="6096000" cy="4066032"/>
+                      <a:ext cx="6096000" cy="4169664"/>
                     </a:xfrm>
                     <a:prstGeom prst="rect"/>
                   </pic:spPr>
@@ -760,7 +760,7 @@
         <w:rPr>
           <w:lang w:val="fr_FR" w:bidi="fr_FR"/>
         </w:rPr>
-        <w:t>Coq</w:t>
+        <w:t>Champ avec du blé et des mauvaises herbes</w:t>
       </w:r>
       <w:r>
         <w:rPr>
@@ -796,7 +796,7 @@
       <w:r>
         <w:drawing>
           <wp:inline xmlns:a="http://schemas.openxmlformats.org/drawingml/2006/main" xmlns:pic="http://schemas.openxmlformats.org/drawingml/2006/picture">
-            <wp:extent cx="6096000" cy="4066032"/>
+            <wp:extent cx="6096000" cy="4169664"/>
             <wp:docPr id="6" name="Picture 6"/>
             <wp:cNvGraphicFramePr>
               <a:graphicFrameLocks noChangeAspect="1"/>
@@ -817,7 +817,7 @@
                   <pic:spPr>
                     <a:xfrm>
                       <a:off x="0" y="0"/>
-                      <a:ext cx="6096000" cy="4066032"/>
+                      <a:ext cx="6096000" cy="4169664"/>
                     </a:xfrm>
                     <a:prstGeom prst="rect"/>
                   </pic:spPr>
@@ -874,7 +874,7 @@
         <w:rPr>
           <w:lang w:val="fr_FR" w:bidi="fr_FR"/>
         </w:rPr>
-        <w:t>Coq</w:t>
+        <w:t>Champ avec du blé et des mauvaises herbes</w:t>
       </w:r>
       <w:r>
         <w:rPr>
@@ -910,7 +910,7 @@
       <w:r>
         <w:drawing>
           <wp:inline xmlns:a="http://schemas.openxmlformats.org/drawingml/2006/main" xmlns:pic="http://schemas.openxmlformats.org/drawingml/2006/picture">
-            <wp:extent cx="6096000" cy="4066032"/>
+            <wp:extent cx="6096000" cy="4090416"/>
             <wp:docPr id="7" name="Picture 7"/>
             <wp:cNvGraphicFramePr>
               <a:graphicFrameLocks noChangeAspect="1"/>
@@ -931,7 +931,7 @@
                   <pic:spPr>
                     <a:xfrm>
                       <a:off x="0" y="0"/>
-                      <a:ext cx="6096000" cy="4066032"/>
+                      <a:ext cx="6096000" cy="4090416"/>
                     </a:xfrm>
                     <a:prstGeom prst="rect"/>
                   </pic:spPr>
@@ -988,7 +988,7 @@
         <w:rPr>
           <w:lang w:val="fr_FR" w:bidi="fr_FR"/>
         </w:rPr>
-        <w:t>Coq</w:t>
+        <w:t>chandelier</w:t>
       </w:r>
       <w:r>
         <w:rPr>
@@ -1102,7 +1102,7 @@
         <w:rPr>
           <w:lang w:val="fr_FR" w:bidi="fr_FR"/>
         </w:rPr>
-        <w:t>Cultiver un champ</w:t>
+        <w:t>chandelier</w:t>
       </w:r>
       <w:r>
         <w:rPr>
@@ -1178,6 +1178,1716 @@
         </w:rPr>
       </w:r>
       <w:hyperlink r:id="rId30">
+        <w:r>
+          <w:rPr>
+            <w:lang w:val="fr_FR" w:bidi="fr_FR"/>
+          </w:rPr>
+          <w:rPr>
+            <w:color w:val="0000EE"/>
+            <w:u w:val="single"/>
+          </w:rPr>
+          <w:t>link</w:t>
+        </w:r>
+      </w:hyperlink>
+      <w:r>
+        <w:rPr>
+          <w:lang w:val="fr_FR" w:bidi="fr_FR"/>
+        </w:rPr>
+      </w:r>
+      <w:r>
+        <w:rPr>
+          <w:lang w:val="fr_FR" w:bidi="fr_FR"/>
+        </w:rPr>
+      </w:r>
+    </w:p>
+    <w:p>
+      <w:pPr/>
+      <w:r>
+        <w:rPr>
+          <w:lang w:val="fr_FR" w:bidi="fr_FR"/>
+        </w:rPr>
+      </w:r>
+    </w:p>
+    <w:p>
+      <w:pPr>
+        <w:pStyle w:val="Heading2"/>
+      </w:pPr>
+      <w:r>
+        <w:rPr>
+          <w:lang w:val="fr_FR" w:bidi="fr_FR"/>
+        </w:rPr>
+        <w:t>Chandelier dans le temple</w:t>
+      </w:r>
+      <w:r>
+        <w:rPr>
+          <w:lang w:val="fr_FR" w:bidi="fr_FR"/>
+        </w:rPr>
+      </w:r>
+    </w:p>
+    <w:p>
+      <w:pPr>
+        <w:pStyle w:val="Heading4"/>
+      </w:pPr>
+      <w:r>
+        <w:rPr>
+          <w:lang w:val="fr_FR" w:bidi="fr_FR"/>
+        </w:rPr>
+        <w:t>Image Content</w:t>
+      </w:r>
+      <w:r>
+        <w:rPr>
+          <w:lang w:val="fr_FR" w:bidi="fr_FR"/>
+        </w:rPr>
+      </w:r>
+    </w:p>
+    <w:p>
+      <w:pPr/>
+      <w:r>
+        <w:rPr>
+          <w:lang w:val="fr_FR" w:bidi="fr_FR"/>
+        </w:rPr>
+      </w:r>
+    </w:p>
+    <w:p>
+      <w:r>
+        <w:drawing>
+          <wp:inline xmlns:a="http://schemas.openxmlformats.org/drawingml/2006/main" xmlns:pic="http://schemas.openxmlformats.org/drawingml/2006/picture">
+            <wp:extent cx="6096000" cy="8622348"/>
+            <wp:docPr id="10" name="Picture 10"/>
+            <wp:cNvGraphicFramePr>
+              <a:graphicFrameLocks noChangeAspect="1"/>
+            </wp:cNvGraphicFramePr>
+            <a:graphic>
+              <a:graphicData uri="http://schemas.openxmlformats.org/drawingml/2006/picture">
+                <pic:pic>
+                  <pic:nvPicPr>
+                    <pic:cNvPr id="0" name="image.jpg"/>
+                    <pic:cNvPicPr/>
+                  </pic:nvPicPr>
+                  <pic:blipFill>
+                    <a:blip r:embed="rId31"/>
+                    <a:stretch>
+                      <a:fillRect/>
+                    </a:stretch>
+                  </pic:blipFill>
+                  <pic:spPr>
+                    <a:xfrm>
+                      <a:off x="0" y="0"/>
+                      <a:ext cx="6096000" cy="8622348"/>
+                    </a:xfrm>
+                    <a:prstGeom prst="rect"/>
+                  </pic:spPr>
+                </pic:pic>
+              </a:graphicData>
+            </a:graphic>
+          </wp:inline>
+        </w:drawing>
+      </w:r>
+    </w:p>
+    <w:p>
+      <w:pPr/>
+      <w:r>
+        <w:rPr>
+          <w:lang w:val="fr_FR" w:bidi="fr_FR"/>
+        </w:rPr>
+      </w:r>
+      <w:hyperlink r:id="rId32">
+        <w:r>
+          <w:rPr>
+            <w:lang w:val="fr_FR" w:bidi="fr_FR"/>
+          </w:rPr>
+          <w:rPr>
+            <w:color w:val="0000EE"/>
+            <w:u w:val="single"/>
+          </w:rPr>
+          <w:t>link</w:t>
+        </w:r>
+      </w:hyperlink>
+      <w:r>
+        <w:rPr>
+          <w:lang w:val="fr_FR" w:bidi="fr_FR"/>
+        </w:rPr>
+      </w:r>
+      <w:r>
+        <w:rPr>
+          <w:lang w:val="fr_FR" w:bidi="fr_FR"/>
+        </w:rPr>
+      </w:r>
+    </w:p>
+    <w:p>
+      <w:pPr/>
+      <w:r>
+        <w:rPr>
+          <w:lang w:val="fr_FR" w:bidi="fr_FR"/>
+        </w:rPr>
+      </w:r>
+    </w:p>
+    <w:p>
+      <w:pPr>
+        <w:pStyle w:val="Heading2"/>
+      </w:pPr>
+      <w:r>
+        <w:rPr>
+          <w:lang w:val="fr_FR" w:bidi="fr_FR"/>
+        </w:rPr>
+        <w:t>Chandelier dans le temple</w:t>
+      </w:r>
+      <w:r>
+        <w:rPr>
+          <w:lang w:val="fr_FR" w:bidi="fr_FR"/>
+        </w:rPr>
+      </w:r>
+    </w:p>
+    <w:p>
+      <w:pPr>
+        <w:pStyle w:val="Heading4"/>
+      </w:pPr>
+      <w:r>
+        <w:rPr>
+          <w:lang w:val="fr_FR" w:bidi="fr_FR"/>
+        </w:rPr>
+        <w:t>Image Content</w:t>
+      </w:r>
+      <w:r>
+        <w:rPr>
+          <w:lang w:val="fr_FR" w:bidi="fr_FR"/>
+        </w:rPr>
+      </w:r>
+    </w:p>
+    <w:p>
+      <w:pPr/>
+      <w:r>
+        <w:rPr>
+          <w:lang w:val="fr_FR" w:bidi="fr_FR"/>
+        </w:rPr>
+      </w:r>
+    </w:p>
+    <w:p>
+      <w:r>
+        <w:drawing>
+          <wp:inline xmlns:a="http://schemas.openxmlformats.org/drawingml/2006/main" xmlns:pic="http://schemas.openxmlformats.org/drawingml/2006/picture">
+            <wp:extent cx="6096000" cy="8443786"/>
+            <wp:docPr id="11" name="Picture 11"/>
+            <wp:cNvGraphicFramePr>
+              <a:graphicFrameLocks noChangeAspect="1"/>
+            </wp:cNvGraphicFramePr>
+            <a:graphic>
+              <a:graphicData uri="http://schemas.openxmlformats.org/drawingml/2006/picture">
+                <pic:pic>
+                  <pic:nvPicPr>
+                    <pic:cNvPr id="0" name="image.jpg"/>
+                    <pic:cNvPicPr/>
+                  </pic:nvPicPr>
+                  <pic:blipFill>
+                    <a:blip r:embed="rId33"/>
+                    <a:stretch>
+                      <a:fillRect/>
+                    </a:stretch>
+                  </pic:blipFill>
+                  <pic:spPr>
+                    <a:xfrm>
+                      <a:off x="0" y="0"/>
+                      <a:ext cx="6096000" cy="8443786"/>
+                    </a:xfrm>
+                    <a:prstGeom prst="rect"/>
+                  </pic:spPr>
+                </pic:pic>
+              </a:graphicData>
+            </a:graphic>
+          </wp:inline>
+        </w:drawing>
+      </w:r>
+    </w:p>
+    <w:p>
+      <w:pPr/>
+      <w:r>
+        <w:rPr>
+          <w:lang w:val="fr_FR" w:bidi="fr_FR"/>
+        </w:rPr>
+      </w:r>
+      <w:hyperlink r:id="rId34">
+        <w:r>
+          <w:rPr>
+            <w:lang w:val="fr_FR" w:bidi="fr_FR"/>
+          </w:rPr>
+          <w:rPr>
+            <w:color w:val="0000EE"/>
+            <w:u w:val="single"/>
+          </w:rPr>
+          <w:t>link</w:t>
+        </w:r>
+      </w:hyperlink>
+      <w:r>
+        <w:rPr>
+          <w:lang w:val="fr_FR" w:bidi="fr_FR"/>
+        </w:rPr>
+      </w:r>
+      <w:r>
+        <w:rPr>
+          <w:lang w:val="fr_FR" w:bidi="fr_FR"/>
+        </w:rPr>
+      </w:r>
+    </w:p>
+    <w:p>
+      <w:pPr/>
+      <w:r>
+        <w:rPr>
+          <w:lang w:val="fr_FR" w:bidi="fr_FR"/>
+        </w:rPr>
+      </w:r>
+    </w:p>
+    <w:p>
+      <w:pPr>
+        <w:pStyle w:val="Heading2"/>
+      </w:pPr>
+      <w:r>
+        <w:rPr>
+          <w:lang w:val="fr_FR" w:bidi="fr_FR"/>
+        </w:rPr>
+        <w:t>Chardon</w:t>
+      </w:r>
+      <w:r>
+        <w:rPr>
+          <w:lang w:val="fr_FR" w:bidi="fr_FR"/>
+        </w:rPr>
+      </w:r>
+    </w:p>
+    <w:p>
+      <w:pPr>
+        <w:pStyle w:val="Heading4"/>
+      </w:pPr>
+      <w:r>
+        <w:rPr>
+          <w:lang w:val="fr_FR" w:bidi="fr_FR"/>
+        </w:rPr>
+        <w:t>Image Content</w:t>
+      </w:r>
+      <w:r>
+        <w:rPr>
+          <w:lang w:val="fr_FR" w:bidi="fr_FR"/>
+        </w:rPr>
+      </w:r>
+    </w:p>
+    <w:p>
+      <w:pPr/>
+      <w:r>
+        <w:rPr>
+          <w:lang w:val="fr_FR" w:bidi="fr_FR"/>
+        </w:rPr>
+      </w:r>
+    </w:p>
+    <w:p>
+      <w:r>
+        <w:drawing>
+          <wp:inline xmlns:a="http://schemas.openxmlformats.org/drawingml/2006/main" xmlns:pic="http://schemas.openxmlformats.org/drawingml/2006/picture">
+            <wp:extent cx="6096000" cy="4389120"/>
+            <wp:docPr id="12" name="Picture 12"/>
+            <wp:cNvGraphicFramePr>
+              <a:graphicFrameLocks noChangeAspect="1"/>
+            </wp:cNvGraphicFramePr>
+            <a:graphic>
+              <a:graphicData uri="http://schemas.openxmlformats.org/drawingml/2006/picture">
+                <pic:pic>
+                  <pic:nvPicPr>
+                    <pic:cNvPr id="0" name="image.jpg"/>
+                    <pic:cNvPicPr/>
+                  </pic:nvPicPr>
+                  <pic:blipFill>
+                    <a:blip r:embed="rId35"/>
+                    <a:stretch>
+                      <a:fillRect/>
+                    </a:stretch>
+                  </pic:blipFill>
+                  <pic:spPr>
+                    <a:xfrm>
+                      <a:off x="0" y="0"/>
+                      <a:ext cx="6096000" cy="4389120"/>
+                    </a:xfrm>
+                    <a:prstGeom prst="rect"/>
+                  </pic:spPr>
+                </pic:pic>
+              </a:graphicData>
+            </a:graphic>
+          </wp:inline>
+        </w:drawing>
+      </w:r>
+    </w:p>
+    <w:p>
+      <w:pPr/>
+      <w:r>
+        <w:rPr>
+          <w:lang w:val="fr_FR" w:bidi="fr_FR"/>
+        </w:rPr>
+      </w:r>
+      <w:hyperlink r:id="rId36">
+        <w:r>
+          <w:rPr>
+            <w:lang w:val="fr_FR" w:bidi="fr_FR"/>
+          </w:rPr>
+          <w:rPr>
+            <w:color w:val="0000EE"/>
+            <w:u w:val="single"/>
+          </w:rPr>
+          <w:t>link</w:t>
+        </w:r>
+      </w:hyperlink>
+      <w:r>
+        <w:rPr>
+          <w:lang w:val="fr_FR" w:bidi="fr_FR"/>
+        </w:rPr>
+      </w:r>
+      <w:r>
+        <w:rPr>
+          <w:lang w:val="fr_FR" w:bidi="fr_FR"/>
+        </w:rPr>
+      </w:r>
+    </w:p>
+    <w:p>
+      <w:pPr/>
+      <w:r>
+        <w:rPr>
+          <w:lang w:val="fr_FR" w:bidi="fr_FR"/>
+        </w:rPr>
+      </w:r>
+    </w:p>
+    <w:p>
+      <w:pPr>
+        <w:pStyle w:val="Heading2"/>
+      </w:pPr>
+      <w:r>
+        <w:rPr>
+          <w:lang w:val="fr_FR" w:bidi="fr_FR"/>
+        </w:rPr>
+        <w:t>Chardon</w:t>
+      </w:r>
+      <w:r>
+        <w:rPr>
+          <w:lang w:val="fr_FR" w:bidi="fr_FR"/>
+        </w:rPr>
+      </w:r>
+    </w:p>
+    <w:p>
+      <w:pPr>
+        <w:pStyle w:val="Heading4"/>
+      </w:pPr>
+      <w:r>
+        <w:rPr>
+          <w:lang w:val="fr_FR" w:bidi="fr_FR"/>
+        </w:rPr>
+        <w:t>Image Content</w:t>
+      </w:r>
+      <w:r>
+        <w:rPr>
+          <w:lang w:val="fr_FR" w:bidi="fr_FR"/>
+        </w:rPr>
+      </w:r>
+    </w:p>
+    <w:p>
+      <w:pPr/>
+      <w:r>
+        <w:rPr>
+          <w:lang w:val="fr_FR" w:bidi="fr_FR"/>
+        </w:rPr>
+      </w:r>
+    </w:p>
+    <w:p>
+      <w:r>
+        <w:drawing>
+          <wp:inline xmlns:a="http://schemas.openxmlformats.org/drawingml/2006/main" xmlns:pic="http://schemas.openxmlformats.org/drawingml/2006/picture">
+            <wp:extent cx="6096000" cy="4066032"/>
+            <wp:docPr id="13" name="Picture 13"/>
+            <wp:cNvGraphicFramePr>
+              <a:graphicFrameLocks noChangeAspect="1"/>
+            </wp:cNvGraphicFramePr>
+            <a:graphic>
+              <a:graphicData uri="http://schemas.openxmlformats.org/drawingml/2006/picture">
+                <pic:pic>
+                  <pic:nvPicPr>
+                    <pic:cNvPr id="0" name="image.jpg"/>
+                    <pic:cNvPicPr/>
+                  </pic:nvPicPr>
+                  <pic:blipFill>
+                    <a:blip r:embed="rId37"/>
+                    <a:stretch>
+                      <a:fillRect/>
+                    </a:stretch>
+                  </pic:blipFill>
+                  <pic:spPr>
+                    <a:xfrm>
+                      <a:off x="0" y="0"/>
+                      <a:ext cx="6096000" cy="4066032"/>
+                    </a:xfrm>
+                    <a:prstGeom prst="rect"/>
+                  </pic:spPr>
+                </pic:pic>
+              </a:graphicData>
+            </a:graphic>
+          </wp:inline>
+        </w:drawing>
+      </w:r>
+    </w:p>
+    <w:p>
+      <w:pPr/>
+      <w:r>
+        <w:rPr>
+          <w:lang w:val="fr_FR" w:bidi="fr_FR"/>
+        </w:rPr>
+      </w:r>
+      <w:hyperlink r:id="rId38">
+        <w:r>
+          <w:rPr>
+            <w:lang w:val="fr_FR" w:bidi="fr_FR"/>
+          </w:rPr>
+          <w:rPr>
+            <w:color w:val="0000EE"/>
+            <w:u w:val="single"/>
+          </w:rPr>
+          <w:t>link</w:t>
+        </w:r>
+      </w:hyperlink>
+      <w:r>
+        <w:rPr>
+          <w:lang w:val="fr_FR" w:bidi="fr_FR"/>
+        </w:rPr>
+      </w:r>
+      <w:r>
+        <w:rPr>
+          <w:lang w:val="fr_FR" w:bidi="fr_FR"/>
+        </w:rPr>
+      </w:r>
+    </w:p>
+    <w:p>
+      <w:pPr/>
+      <w:r>
+        <w:rPr>
+          <w:lang w:val="fr_FR" w:bidi="fr_FR"/>
+        </w:rPr>
+      </w:r>
+    </w:p>
+    <w:p>
+      <w:pPr>
+        <w:pStyle w:val="Heading2"/>
+      </w:pPr>
+      <w:r>
+        <w:rPr>
+          <w:lang w:val="fr_FR" w:bidi="fr_FR"/>
+        </w:rPr>
+        <w:t>Club</w:t>
+      </w:r>
+      <w:r>
+        <w:rPr>
+          <w:lang w:val="fr_FR" w:bidi="fr_FR"/>
+        </w:rPr>
+      </w:r>
+    </w:p>
+    <w:p>
+      <w:pPr>
+        <w:pStyle w:val="Heading4"/>
+      </w:pPr>
+      <w:r>
+        <w:rPr>
+          <w:lang w:val="fr_FR" w:bidi="fr_FR"/>
+        </w:rPr>
+        <w:t>Image Content</w:t>
+      </w:r>
+      <w:r>
+        <w:rPr>
+          <w:lang w:val="fr_FR" w:bidi="fr_FR"/>
+        </w:rPr>
+      </w:r>
+    </w:p>
+    <w:p>
+      <w:pPr/>
+      <w:r>
+        <w:rPr>
+          <w:lang w:val="fr_FR" w:bidi="fr_FR"/>
+        </w:rPr>
+      </w:r>
+    </w:p>
+    <w:p>
+      <w:r>
+        <w:drawing>
+          <wp:inline xmlns:a="http://schemas.openxmlformats.org/drawingml/2006/main" xmlns:pic="http://schemas.openxmlformats.org/drawingml/2006/picture">
+            <wp:extent cx="6096000" cy="4066032"/>
+            <wp:docPr id="14" name="Picture 14"/>
+            <wp:cNvGraphicFramePr>
+              <a:graphicFrameLocks noChangeAspect="1"/>
+            </wp:cNvGraphicFramePr>
+            <a:graphic>
+              <a:graphicData uri="http://schemas.openxmlformats.org/drawingml/2006/picture">
+                <pic:pic>
+                  <pic:nvPicPr>
+                    <pic:cNvPr id="0" name="image.jpg"/>
+                    <pic:cNvPicPr/>
+                  </pic:nvPicPr>
+                  <pic:blipFill>
+                    <a:blip r:embed="rId39"/>
+                    <a:stretch>
+                      <a:fillRect/>
+                    </a:stretch>
+                  </pic:blipFill>
+                  <pic:spPr>
+                    <a:xfrm>
+                      <a:off x="0" y="0"/>
+                      <a:ext cx="6096000" cy="4066032"/>
+                    </a:xfrm>
+                    <a:prstGeom prst="rect"/>
+                  </pic:spPr>
+                </pic:pic>
+              </a:graphicData>
+            </a:graphic>
+          </wp:inline>
+        </w:drawing>
+      </w:r>
+    </w:p>
+    <w:p>
+      <w:pPr/>
+      <w:r>
+        <w:rPr>
+          <w:lang w:val="fr_FR" w:bidi="fr_FR"/>
+        </w:rPr>
+      </w:r>
+      <w:hyperlink r:id="rId40">
+        <w:r>
+          <w:rPr>
+            <w:lang w:val="fr_FR" w:bidi="fr_FR"/>
+          </w:rPr>
+          <w:rPr>
+            <w:color w:val="0000EE"/>
+            <w:u w:val="single"/>
+          </w:rPr>
+          <w:t>link</w:t>
+        </w:r>
+      </w:hyperlink>
+      <w:r>
+        <w:rPr>
+          <w:lang w:val="fr_FR" w:bidi="fr_FR"/>
+        </w:rPr>
+      </w:r>
+      <w:r>
+        <w:rPr>
+          <w:lang w:val="fr_FR" w:bidi="fr_FR"/>
+        </w:rPr>
+      </w:r>
+    </w:p>
+    <w:p>
+      <w:pPr/>
+      <w:r>
+        <w:rPr>
+          <w:lang w:val="fr_FR" w:bidi="fr_FR"/>
+        </w:rPr>
+      </w:r>
+    </w:p>
+    <w:p>
+      <w:pPr>
+        <w:pStyle w:val="Heading2"/>
+      </w:pPr>
+      <w:r>
+        <w:rPr>
+          <w:lang w:val="fr_FR" w:bidi="fr_FR"/>
+        </w:rPr>
+        <w:t>Club</w:t>
+      </w:r>
+      <w:r>
+        <w:rPr>
+          <w:lang w:val="fr_FR" w:bidi="fr_FR"/>
+        </w:rPr>
+      </w:r>
+    </w:p>
+    <w:p>
+      <w:pPr>
+        <w:pStyle w:val="Heading4"/>
+      </w:pPr>
+      <w:r>
+        <w:rPr>
+          <w:lang w:val="fr_FR" w:bidi="fr_FR"/>
+        </w:rPr>
+        <w:t>Image Content</w:t>
+      </w:r>
+      <w:r>
+        <w:rPr>
+          <w:lang w:val="fr_FR" w:bidi="fr_FR"/>
+        </w:rPr>
+      </w:r>
+    </w:p>
+    <w:p>
+      <w:pPr/>
+      <w:r>
+        <w:rPr>
+          <w:lang w:val="fr_FR" w:bidi="fr_FR"/>
+        </w:rPr>
+      </w:r>
+    </w:p>
+    <w:p>
+      <w:r>
+        <w:drawing>
+          <wp:inline xmlns:a="http://schemas.openxmlformats.org/drawingml/2006/main" xmlns:pic="http://schemas.openxmlformats.org/drawingml/2006/picture">
+            <wp:extent cx="6096000" cy="4066032"/>
+            <wp:docPr id="15" name="Picture 15"/>
+            <wp:cNvGraphicFramePr>
+              <a:graphicFrameLocks noChangeAspect="1"/>
+            </wp:cNvGraphicFramePr>
+            <a:graphic>
+              <a:graphicData uri="http://schemas.openxmlformats.org/drawingml/2006/picture">
+                <pic:pic>
+                  <pic:nvPicPr>
+                    <pic:cNvPr id="0" name="image.jpg"/>
+                    <pic:cNvPicPr/>
+                  </pic:nvPicPr>
+                  <pic:blipFill>
+                    <a:blip r:embed="rId41"/>
+                    <a:stretch>
+                      <a:fillRect/>
+                    </a:stretch>
+                  </pic:blipFill>
+                  <pic:spPr>
+                    <a:xfrm>
+                      <a:off x="0" y="0"/>
+                      <a:ext cx="6096000" cy="4066032"/>
+                    </a:xfrm>
+                    <a:prstGeom prst="rect"/>
+                  </pic:spPr>
+                </pic:pic>
+              </a:graphicData>
+            </a:graphic>
+          </wp:inline>
+        </w:drawing>
+      </w:r>
+    </w:p>
+    <w:p>
+      <w:pPr/>
+      <w:r>
+        <w:rPr>
+          <w:lang w:val="fr_FR" w:bidi="fr_FR"/>
+        </w:rPr>
+      </w:r>
+      <w:hyperlink r:id="rId42">
+        <w:r>
+          <w:rPr>
+            <w:lang w:val="fr_FR" w:bidi="fr_FR"/>
+          </w:rPr>
+          <w:rPr>
+            <w:color w:val="0000EE"/>
+            <w:u w:val="single"/>
+          </w:rPr>
+          <w:t>link</w:t>
+        </w:r>
+      </w:hyperlink>
+      <w:r>
+        <w:rPr>
+          <w:lang w:val="fr_FR" w:bidi="fr_FR"/>
+        </w:rPr>
+      </w:r>
+      <w:r>
+        <w:rPr>
+          <w:lang w:val="fr_FR" w:bidi="fr_FR"/>
+        </w:rPr>
+      </w:r>
+    </w:p>
+    <w:p>
+      <w:pPr/>
+      <w:r>
+        <w:rPr>
+          <w:lang w:val="fr_FR" w:bidi="fr_FR"/>
+        </w:rPr>
+      </w:r>
+    </w:p>
+    <w:p>
+      <w:pPr>
+        <w:pStyle w:val="Heading2"/>
+      </w:pPr>
+      <w:r>
+        <w:rPr>
+          <w:lang w:val="fr_FR" w:bidi="fr_FR"/>
+        </w:rPr>
+        <w:t>Coq</w:t>
+      </w:r>
+      <w:r>
+        <w:rPr>
+          <w:lang w:val="fr_FR" w:bidi="fr_FR"/>
+        </w:rPr>
+      </w:r>
+    </w:p>
+    <w:p>
+      <w:pPr>
+        <w:pStyle w:val="Heading4"/>
+      </w:pPr>
+      <w:r>
+        <w:rPr>
+          <w:lang w:val="fr_FR" w:bidi="fr_FR"/>
+        </w:rPr>
+        <w:t>Image Content</w:t>
+      </w:r>
+      <w:r>
+        <w:rPr>
+          <w:lang w:val="fr_FR" w:bidi="fr_FR"/>
+        </w:rPr>
+      </w:r>
+    </w:p>
+    <w:p>
+      <w:pPr/>
+      <w:r>
+        <w:rPr>
+          <w:lang w:val="fr_FR" w:bidi="fr_FR"/>
+        </w:rPr>
+      </w:r>
+    </w:p>
+    <w:p>
+      <w:r>
+        <w:drawing>
+          <wp:inline xmlns:a="http://schemas.openxmlformats.org/drawingml/2006/main" xmlns:pic="http://schemas.openxmlformats.org/drawingml/2006/picture">
+            <wp:extent cx="6096000" cy="4066032"/>
+            <wp:docPr id="16" name="Picture 16"/>
+            <wp:cNvGraphicFramePr>
+              <a:graphicFrameLocks noChangeAspect="1"/>
+            </wp:cNvGraphicFramePr>
+            <a:graphic>
+              <a:graphicData uri="http://schemas.openxmlformats.org/drawingml/2006/picture">
+                <pic:pic>
+                  <pic:nvPicPr>
+                    <pic:cNvPr id="0" name="image.jpg"/>
+                    <pic:cNvPicPr/>
+                  </pic:nvPicPr>
+                  <pic:blipFill>
+                    <a:blip r:embed="rId43"/>
+                    <a:stretch>
+                      <a:fillRect/>
+                    </a:stretch>
+                  </pic:blipFill>
+                  <pic:spPr>
+                    <a:xfrm>
+                      <a:off x="0" y="0"/>
+                      <a:ext cx="6096000" cy="4066032"/>
+                    </a:xfrm>
+                    <a:prstGeom prst="rect"/>
+                  </pic:spPr>
+                </pic:pic>
+              </a:graphicData>
+            </a:graphic>
+          </wp:inline>
+        </w:drawing>
+      </w:r>
+    </w:p>
+    <w:p>
+      <w:pPr/>
+      <w:r>
+        <w:rPr>
+          <w:lang w:val="fr_FR" w:bidi="fr_FR"/>
+        </w:rPr>
+      </w:r>
+      <w:hyperlink r:id="rId44">
+        <w:r>
+          <w:rPr>
+            <w:lang w:val="fr_FR" w:bidi="fr_FR"/>
+          </w:rPr>
+          <w:rPr>
+            <w:color w:val="0000EE"/>
+            <w:u w:val="single"/>
+          </w:rPr>
+          <w:t>link</w:t>
+        </w:r>
+      </w:hyperlink>
+      <w:r>
+        <w:rPr>
+          <w:lang w:val="fr_FR" w:bidi="fr_FR"/>
+        </w:rPr>
+      </w:r>
+      <w:r>
+        <w:rPr>
+          <w:lang w:val="fr_FR" w:bidi="fr_FR"/>
+        </w:rPr>
+      </w:r>
+    </w:p>
+    <w:p>
+      <w:pPr/>
+      <w:r>
+        <w:rPr>
+          <w:lang w:val="fr_FR" w:bidi="fr_FR"/>
+        </w:rPr>
+      </w:r>
+    </w:p>
+    <w:p>
+      <w:pPr>
+        <w:pStyle w:val="Heading2"/>
+      </w:pPr>
+      <w:r>
+        <w:rPr>
+          <w:lang w:val="fr_FR" w:bidi="fr_FR"/>
+        </w:rPr>
+        <w:t>Coq</w:t>
+      </w:r>
+      <w:r>
+        <w:rPr>
+          <w:lang w:val="fr_FR" w:bidi="fr_FR"/>
+        </w:rPr>
+      </w:r>
+    </w:p>
+    <w:p>
+      <w:pPr>
+        <w:pStyle w:val="Heading4"/>
+      </w:pPr>
+      <w:r>
+        <w:rPr>
+          <w:lang w:val="fr_FR" w:bidi="fr_FR"/>
+        </w:rPr>
+        <w:t>Image Content</w:t>
+      </w:r>
+      <w:r>
+        <w:rPr>
+          <w:lang w:val="fr_FR" w:bidi="fr_FR"/>
+        </w:rPr>
+      </w:r>
+    </w:p>
+    <w:p>
+      <w:pPr/>
+      <w:r>
+        <w:rPr>
+          <w:lang w:val="fr_FR" w:bidi="fr_FR"/>
+        </w:rPr>
+      </w:r>
+    </w:p>
+    <w:p>
+      <w:r>
+        <w:drawing>
+          <wp:inline xmlns:a="http://schemas.openxmlformats.org/drawingml/2006/main" xmlns:pic="http://schemas.openxmlformats.org/drawingml/2006/picture">
+            <wp:extent cx="6096000" cy="4066032"/>
+            <wp:docPr id="17" name="Picture 17"/>
+            <wp:cNvGraphicFramePr>
+              <a:graphicFrameLocks noChangeAspect="1"/>
+            </wp:cNvGraphicFramePr>
+            <a:graphic>
+              <a:graphicData uri="http://schemas.openxmlformats.org/drawingml/2006/picture">
+                <pic:pic>
+                  <pic:nvPicPr>
+                    <pic:cNvPr id="0" name="image.jpg"/>
+                    <pic:cNvPicPr/>
+                  </pic:nvPicPr>
+                  <pic:blipFill>
+                    <a:blip r:embed="rId45"/>
+                    <a:stretch>
+                      <a:fillRect/>
+                    </a:stretch>
+                  </pic:blipFill>
+                  <pic:spPr>
+                    <a:xfrm>
+                      <a:off x="0" y="0"/>
+                      <a:ext cx="6096000" cy="4066032"/>
+                    </a:xfrm>
+                    <a:prstGeom prst="rect"/>
+                  </pic:spPr>
+                </pic:pic>
+              </a:graphicData>
+            </a:graphic>
+          </wp:inline>
+        </w:drawing>
+      </w:r>
+    </w:p>
+    <w:p>
+      <w:pPr/>
+      <w:r>
+        <w:rPr>
+          <w:lang w:val="fr_FR" w:bidi="fr_FR"/>
+        </w:rPr>
+      </w:r>
+      <w:hyperlink r:id="rId46">
+        <w:r>
+          <w:rPr>
+            <w:lang w:val="fr_FR" w:bidi="fr_FR"/>
+          </w:rPr>
+          <w:rPr>
+            <w:color w:val="0000EE"/>
+            <w:u w:val="single"/>
+          </w:rPr>
+          <w:t>link</w:t>
+        </w:r>
+      </w:hyperlink>
+      <w:r>
+        <w:rPr>
+          <w:lang w:val="fr_FR" w:bidi="fr_FR"/>
+        </w:rPr>
+      </w:r>
+      <w:r>
+        <w:rPr>
+          <w:lang w:val="fr_FR" w:bidi="fr_FR"/>
+        </w:rPr>
+      </w:r>
+    </w:p>
+    <w:p>
+      <w:pPr/>
+      <w:r>
+        <w:rPr>
+          <w:lang w:val="fr_FR" w:bidi="fr_FR"/>
+        </w:rPr>
+      </w:r>
+    </w:p>
+    <w:p>
+      <w:pPr>
+        <w:pStyle w:val="Heading2"/>
+      </w:pPr>
+      <w:r>
+        <w:rPr>
+          <w:lang w:val="fr_FR" w:bidi="fr_FR"/>
+        </w:rPr>
+        <w:t>Coq</w:t>
+      </w:r>
+      <w:r>
+        <w:rPr>
+          <w:lang w:val="fr_FR" w:bidi="fr_FR"/>
+        </w:rPr>
+      </w:r>
+    </w:p>
+    <w:p>
+      <w:pPr>
+        <w:pStyle w:val="Heading4"/>
+      </w:pPr>
+      <w:r>
+        <w:rPr>
+          <w:lang w:val="fr_FR" w:bidi="fr_FR"/>
+        </w:rPr>
+        <w:t>Image Content</w:t>
+      </w:r>
+      <w:r>
+        <w:rPr>
+          <w:lang w:val="fr_FR" w:bidi="fr_FR"/>
+        </w:rPr>
+      </w:r>
+    </w:p>
+    <w:p>
+      <w:pPr/>
+      <w:r>
+        <w:rPr>
+          <w:lang w:val="fr_FR" w:bidi="fr_FR"/>
+        </w:rPr>
+      </w:r>
+    </w:p>
+    <w:p>
+      <w:r>
+        <w:drawing>
+          <wp:inline xmlns:a="http://schemas.openxmlformats.org/drawingml/2006/main" xmlns:pic="http://schemas.openxmlformats.org/drawingml/2006/picture">
+            <wp:extent cx="6096000" cy="4066032"/>
+            <wp:docPr id="18" name="Picture 18"/>
+            <wp:cNvGraphicFramePr>
+              <a:graphicFrameLocks noChangeAspect="1"/>
+            </wp:cNvGraphicFramePr>
+            <a:graphic>
+              <a:graphicData uri="http://schemas.openxmlformats.org/drawingml/2006/picture">
+                <pic:pic>
+                  <pic:nvPicPr>
+                    <pic:cNvPr id="0" name="image.jpg"/>
+                    <pic:cNvPicPr/>
+                  </pic:nvPicPr>
+                  <pic:blipFill>
+                    <a:blip r:embed="rId47"/>
+                    <a:stretch>
+                      <a:fillRect/>
+                    </a:stretch>
+                  </pic:blipFill>
+                  <pic:spPr>
+                    <a:xfrm>
+                      <a:off x="0" y="0"/>
+                      <a:ext cx="6096000" cy="4066032"/>
+                    </a:xfrm>
+                    <a:prstGeom prst="rect"/>
+                  </pic:spPr>
+                </pic:pic>
+              </a:graphicData>
+            </a:graphic>
+          </wp:inline>
+        </w:drawing>
+      </w:r>
+    </w:p>
+    <w:p>
+      <w:pPr/>
+      <w:r>
+        <w:rPr>
+          <w:lang w:val="fr_FR" w:bidi="fr_FR"/>
+        </w:rPr>
+      </w:r>
+      <w:hyperlink r:id="rId48">
+        <w:r>
+          <w:rPr>
+            <w:lang w:val="fr_FR" w:bidi="fr_FR"/>
+          </w:rPr>
+          <w:rPr>
+            <w:color w:val="0000EE"/>
+            <w:u w:val="single"/>
+          </w:rPr>
+          <w:t>link</w:t>
+        </w:r>
+      </w:hyperlink>
+      <w:r>
+        <w:rPr>
+          <w:lang w:val="fr_FR" w:bidi="fr_FR"/>
+        </w:rPr>
+      </w:r>
+      <w:r>
+        <w:rPr>
+          <w:lang w:val="fr_FR" w:bidi="fr_FR"/>
+        </w:rPr>
+      </w:r>
+    </w:p>
+    <w:p>
+      <w:pPr/>
+      <w:r>
+        <w:rPr>
+          <w:lang w:val="fr_FR" w:bidi="fr_FR"/>
+        </w:rPr>
+      </w:r>
+    </w:p>
+    <w:p>
+      <w:pPr>
+        <w:pStyle w:val="Heading2"/>
+      </w:pPr>
+      <w:r>
+        <w:rPr>
+          <w:lang w:val="fr_FR" w:bidi="fr_FR"/>
+        </w:rPr>
+        <w:t>Couronne d'épines</w:t>
+      </w:r>
+      <w:r>
+        <w:rPr>
+          <w:lang w:val="fr_FR" w:bidi="fr_FR"/>
+        </w:rPr>
+      </w:r>
+    </w:p>
+    <w:p>
+      <w:pPr>
+        <w:pStyle w:val="Heading4"/>
+      </w:pPr>
+      <w:r>
+        <w:rPr>
+          <w:lang w:val="fr_FR" w:bidi="fr_FR"/>
+        </w:rPr>
+        <w:t>Image Content</w:t>
+      </w:r>
+      <w:r>
+        <w:rPr>
+          <w:lang w:val="fr_FR" w:bidi="fr_FR"/>
+        </w:rPr>
+      </w:r>
+    </w:p>
+    <w:p>
+      <w:pPr/>
+      <w:r>
+        <w:rPr>
+          <w:lang w:val="fr_FR" w:bidi="fr_FR"/>
+        </w:rPr>
+      </w:r>
+    </w:p>
+    <w:p>
+      <w:r>
+        <w:drawing>
+          <wp:inline xmlns:a="http://schemas.openxmlformats.org/drawingml/2006/main" xmlns:pic="http://schemas.openxmlformats.org/drawingml/2006/picture">
+            <wp:extent cx="6096000" cy="4572000"/>
+            <wp:docPr id="19" name="Picture 19"/>
+            <wp:cNvGraphicFramePr>
+              <a:graphicFrameLocks noChangeAspect="1"/>
+            </wp:cNvGraphicFramePr>
+            <a:graphic>
+              <a:graphicData uri="http://schemas.openxmlformats.org/drawingml/2006/picture">
+                <pic:pic>
+                  <pic:nvPicPr>
+                    <pic:cNvPr id="0" name="image.jpg"/>
+                    <pic:cNvPicPr/>
+                  </pic:nvPicPr>
+                  <pic:blipFill>
+                    <a:blip r:embed="rId49"/>
+                    <a:stretch>
+                      <a:fillRect/>
+                    </a:stretch>
+                  </pic:blipFill>
+                  <pic:spPr>
+                    <a:xfrm>
+                      <a:off x="0" y="0"/>
+                      <a:ext cx="6096000" cy="4572000"/>
+                    </a:xfrm>
+                    <a:prstGeom prst="rect"/>
+                  </pic:spPr>
+                </pic:pic>
+              </a:graphicData>
+            </a:graphic>
+          </wp:inline>
+        </w:drawing>
+      </w:r>
+    </w:p>
+    <w:p>
+      <w:pPr/>
+      <w:r>
+        <w:rPr>
+          <w:lang w:val="fr_FR" w:bidi="fr_FR"/>
+        </w:rPr>
+      </w:r>
+      <w:hyperlink r:id="rId50">
+        <w:r>
+          <w:rPr>
+            <w:lang w:val="fr_FR" w:bidi="fr_FR"/>
+          </w:rPr>
+          <w:rPr>
+            <w:color w:val="0000EE"/>
+            <w:u w:val="single"/>
+          </w:rPr>
+          <w:t>link</w:t>
+        </w:r>
+      </w:hyperlink>
+      <w:r>
+        <w:rPr>
+          <w:lang w:val="fr_FR" w:bidi="fr_FR"/>
+        </w:rPr>
+      </w:r>
+      <w:r>
+        <w:rPr>
+          <w:lang w:val="fr_FR" w:bidi="fr_FR"/>
+        </w:rPr>
+      </w:r>
+    </w:p>
+    <w:p>
+      <w:pPr/>
+      <w:r>
+        <w:rPr>
+          <w:lang w:val="fr_FR" w:bidi="fr_FR"/>
+        </w:rPr>
+      </w:r>
+    </w:p>
+    <w:p>
+      <w:pPr>
+        <w:pStyle w:val="Heading2"/>
+      </w:pPr>
+      <w:r>
+        <w:rPr>
+          <w:lang w:val="fr_FR" w:bidi="fr_FR"/>
+        </w:rPr>
+        <w:t>Couronne d'épines</w:t>
+      </w:r>
+      <w:r>
+        <w:rPr>
+          <w:lang w:val="fr_FR" w:bidi="fr_FR"/>
+        </w:rPr>
+      </w:r>
+    </w:p>
+    <w:p>
+      <w:pPr>
+        <w:pStyle w:val="Heading4"/>
+      </w:pPr>
+      <w:r>
+        <w:rPr>
+          <w:lang w:val="fr_FR" w:bidi="fr_FR"/>
+        </w:rPr>
+        <w:t>Image Content</w:t>
+      </w:r>
+      <w:r>
+        <w:rPr>
+          <w:lang w:val="fr_FR" w:bidi="fr_FR"/>
+        </w:rPr>
+      </w:r>
+    </w:p>
+    <w:p>
+      <w:pPr/>
+      <w:r>
+        <w:rPr>
+          <w:lang w:val="fr_FR" w:bidi="fr_FR"/>
+        </w:rPr>
+      </w:r>
+    </w:p>
+    <w:p>
+      <w:r>
+        <w:drawing>
+          <wp:inline xmlns:a="http://schemas.openxmlformats.org/drawingml/2006/main" xmlns:pic="http://schemas.openxmlformats.org/drawingml/2006/picture">
+            <wp:extent cx="6096000" cy="4163568"/>
+            <wp:docPr id="20" name="Picture 20"/>
+            <wp:cNvGraphicFramePr>
+              <a:graphicFrameLocks noChangeAspect="1"/>
+            </wp:cNvGraphicFramePr>
+            <a:graphic>
+              <a:graphicData uri="http://schemas.openxmlformats.org/drawingml/2006/picture">
+                <pic:pic>
+                  <pic:nvPicPr>
+                    <pic:cNvPr id="0" name="image.jpg"/>
+                    <pic:cNvPicPr/>
+                  </pic:nvPicPr>
+                  <pic:blipFill>
+                    <a:blip r:embed="rId51"/>
+                    <a:stretch>
+                      <a:fillRect/>
+                    </a:stretch>
+                  </pic:blipFill>
+                  <pic:spPr>
+                    <a:xfrm>
+                      <a:off x="0" y="0"/>
+                      <a:ext cx="6096000" cy="4163568"/>
+                    </a:xfrm>
+                    <a:prstGeom prst="rect"/>
+                  </pic:spPr>
+                </pic:pic>
+              </a:graphicData>
+            </a:graphic>
+          </wp:inline>
+        </w:drawing>
+      </w:r>
+    </w:p>
+    <w:p>
+      <w:pPr/>
+      <w:r>
+        <w:rPr>
+          <w:lang w:val="fr_FR" w:bidi="fr_FR"/>
+        </w:rPr>
+      </w:r>
+      <w:hyperlink r:id="rId52">
+        <w:r>
+          <w:rPr>
+            <w:lang w:val="fr_FR" w:bidi="fr_FR"/>
+          </w:rPr>
+          <w:rPr>
+            <w:color w:val="0000EE"/>
+            <w:u w:val="single"/>
+          </w:rPr>
+          <w:t>link</w:t>
+        </w:r>
+      </w:hyperlink>
+      <w:r>
+        <w:rPr>
+          <w:lang w:val="fr_FR" w:bidi="fr_FR"/>
+        </w:rPr>
+      </w:r>
+      <w:r>
+        <w:rPr>
+          <w:lang w:val="fr_FR" w:bidi="fr_FR"/>
+        </w:rPr>
+      </w:r>
+    </w:p>
+    <w:p>
+      <w:pPr/>
+      <w:r>
+        <w:rPr>
+          <w:lang w:val="fr_FR" w:bidi="fr_FR"/>
+        </w:rPr>
+      </w:r>
+    </w:p>
+    <w:p>
+      <w:pPr>
+        <w:pStyle w:val="Heading2"/>
+      </w:pPr>
+      <w:r>
+        <w:rPr>
+          <w:lang w:val="fr_FR" w:bidi="fr_FR"/>
+        </w:rPr>
+        <w:t>Couronne d'épines</w:t>
+      </w:r>
+      <w:r>
+        <w:rPr>
+          <w:lang w:val="fr_FR" w:bidi="fr_FR"/>
+        </w:rPr>
+      </w:r>
+    </w:p>
+    <w:p>
+      <w:pPr>
+        <w:pStyle w:val="Heading4"/>
+      </w:pPr>
+      <w:r>
+        <w:rPr>
+          <w:lang w:val="fr_FR" w:bidi="fr_FR"/>
+        </w:rPr>
+        <w:t>Image Content</w:t>
+      </w:r>
+      <w:r>
+        <w:rPr>
+          <w:lang w:val="fr_FR" w:bidi="fr_FR"/>
+        </w:rPr>
+      </w:r>
+    </w:p>
+    <w:p>
+      <w:pPr/>
+      <w:r>
+        <w:rPr>
+          <w:lang w:val="fr_FR" w:bidi="fr_FR"/>
+        </w:rPr>
+      </w:r>
+    </w:p>
+    <w:p>
+      <w:r>
+        <w:drawing>
+          <wp:inline xmlns:a="http://schemas.openxmlformats.org/drawingml/2006/main" xmlns:pic="http://schemas.openxmlformats.org/drawingml/2006/picture">
+            <wp:extent cx="6096000" cy="4090416"/>
+            <wp:docPr id="21" name="Picture 21"/>
+            <wp:cNvGraphicFramePr>
+              <a:graphicFrameLocks noChangeAspect="1"/>
+            </wp:cNvGraphicFramePr>
+            <a:graphic>
+              <a:graphicData uri="http://schemas.openxmlformats.org/drawingml/2006/picture">
+                <pic:pic>
+                  <pic:nvPicPr>
+                    <pic:cNvPr id="0" name="image.jpg"/>
+                    <pic:cNvPicPr/>
+                  </pic:nvPicPr>
+                  <pic:blipFill>
+                    <a:blip r:embed="rId53"/>
+                    <a:stretch>
+                      <a:fillRect/>
+                    </a:stretch>
+                  </pic:blipFill>
+                  <pic:spPr>
+                    <a:xfrm>
+                      <a:off x="0" y="0"/>
+                      <a:ext cx="6096000" cy="4090416"/>
+                    </a:xfrm>
+                    <a:prstGeom prst="rect"/>
+                  </pic:spPr>
+                </pic:pic>
+              </a:graphicData>
+            </a:graphic>
+          </wp:inline>
+        </w:drawing>
+      </w:r>
+    </w:p>
+    <w:p>
+      <w:pPr/>
+      <w:r>
+        <w:rPr>
+          <w:lang w:val="fr_FR" w:bidi="fr_FR"/>
+        </w:rPr>
+      </w:r>
+      <w:hyperlink r:id="rId54">
+        <w:r>
+          <w:rPr>
+            <w:lang w:val="fr_FR" w:bidi="fr_FR"/>
+          </w:rPr>
+          <w:rPr>
+            <w:color w:val="0000EE"/>
+            <w:u w:val="single"/>
+          </w:rPr>
+          <w:t>link</w:t>
+        </w:r>
+      </w:hyperlink>
+      <w:r>
+        <w:rPr>
+          <w:lang w:val="fr_FR" w:bidi="fr_FR"/>
+        </w:rPr>
+      </w:r>
+      <w:r>
+        <w:rPr>
+          <w:lang w:val="fr_FR" w:bidi="fr_FR"/>
+        </w:rPr>
+      </w:r>
+    </w:p>
+    <w:p>
+      <w:pPr/>
+      <w:r>
+        <w:rPr>
+          <w:lang w:val="fr_FR" w:bidi="fr_FR"/>
+        </w:rPr>
+      </w:r>
+    </w:p>
+    <w:p>
+      <w:pPr>
+        <w:pStyle w:val="Heading2"/>
+      </w:pPr>
+      <w:r>
+        <w:rPr>
+          <w:lang w:val="fr_FR" w:bidi="fr_FR"/>
+        </w:rPr>
+        <w:t>Couronne d'épines</w:t>
+      </w:r>
+      <w:r>
+        <w:rPr>
+          <w:lang w:val="fr_FR" w:bidi="fr_FR"/>
+        </w:rPr>
+      </w:r>
+    </w:p>
+    <w:p>
+      <w:pPr>
+        <w:pStyle w:val="Heading4"/>
+      </w:pPr>
+      <w:r>
+        <w:rPr>
+          <w:lang w:val="fr_FR" w:bidi="fr_FR"/>
+        </w:rPr>
+        <w:t>Image Content</w:t>
+      </w:r>
+      <w:r>
+        <w:rPr>
+          <w:lang w:val="fr_FR" w:bidi="fr_FR"/>
+        </w:rPr>
+      </w:r>
+    </w:p>
+    <w:p>
+      <w:pPr/>
+      <w:r>
+        <w:rPr>
+          <w:lang w:val="fr_FR" w:bidi="fr_FR"/>
+        </w:rPr>
+      </w:r>
+    </w:p>
+    <w:p>
+      <w:r>
+        <w:drawing>
+          <wp:inline xmlns:a="http://schemas.openxmlformats.org/drawingml/2006/main" xmlns:pic="http://schemas.openxmlformats.org/drawingml/2006/picture">
+            <wp:extent cx="6096000" cy="4090416"/>
+            <wp:docPr id="22" name="Picture 22"/>
+            <wp:cNvGraphicFramePr>
+              <a:graphicFrameLocks noChangeAspect="1"/>
+            </wp:cNvGraphicFramePr>
+            <a:graphic>
+              <a:graphicData uri="http://schemas.openxmlformats.org/drawingml/2006/picture">
+                <pic:pic>
+                  <pic:nvPicPr>
+                    <pic:cNvPr id="0" name="image.jpg"/>
+                    <pic:cNvPicPr/>
+                  </pic:nvPicPr>
+                  <pic:blipFill>
+                    <a:blip r:embed="rId55"/>
+                    <a:stretch>
+                      <a:fillRect/>
+                    </a:stretch>
+                  </pic:blipFill>
+                  <pic:spPr>
+                    <a:xfrm>
+                      <a:off x="0" y="0"/>
+                      <a:ext cx="6096000" cy="4090416"/>
+                    </a:xfrm>
+                    <a:prstGeom prst="rect"/>
+                  </pic:spPr>
+                </pic:pic>
+              </a:graphicData>
+            </a:graphic>
+          </wp:inline>
+        </w:drawing>
+      </w:r>
+    </w:p>
+    <w:p>
+      <w:pPr/>
+      <w:r>
+        <w:rPr>
+          <w:lang w:val="fr_FR" w:bidi="fr_FR"/>
+        </w:rPr>
+      </w:r>
+      <w:hyperlink r:id="rId56">
+        <w:r>
+          <w:rPr>
+            <w:lang w:val="fr_FR" w:bidi="fr_FR"/>
+          </w:rPr>
+          <w:rPr>
+            <w:color w:val="0000EE"/>
+            <w:u w:val="single"/>
+          </w:rPr>
+          <w:t>link</w:t>
+        </w:r>
+      </w:hyperlink>
+      <w:r>
+        <w:rPr>
+          <w:lang w:val="fr_FR" w:bidi="fr_FR"/>
+        </w:rPr>
+      </w:r>
+      <w:r>
+        <w:rPr>
+          <w:lang w:val="fr_FR" w:bidi="fr_FR"/>
+        </w:rPr>
+      </w:r>
+    </w:p>
+    <w:p>
+      <w:pPr/>
+      <w:r>
+        <w:rPr>
+          <w:lang w:val="fr_FR" w:bidi="fr_FR"/>
+        </w:rPr>
+      </w:r>
+    </w:p>
+    <w:p>
+      <w:pPr>
+        <w:pStyle w:val="Heading2"/>
+      </w:pPr>
+      <w:r>
+        <w:rPr>
+          <w:lang w:val="fr_FR" w:bidi="fr_FR"/>
+        </w:rPr>
+        <w:t>Couronne d'épines</w:t>
+      </w:r>
+      <w:r>
+        <w:rPr>
+          <w:lang w:val="fr_FR" w:bidi="fr_FR"/>
+        </w:rPr>
+      </w:r>
+    </w:p>
+    <w:p>
+      <w:pPr>
+        <w:pStyle w:val="Heading4"/>
+      </w:pPr>
+      <w:r>
+        <w:rPr>
+          <w:lang w:val="fr_FR" w:bidi="fr_FR"/>
+        </w:rPr>
+        <w:t>Image Content</w:t>
+      </w:r>
+      <w:r>
+        <w:rPr>
+          <w:lang w:val="fr_FR" w:bidi="fr_FR"/>
+        </w:rPr>
+      </w:r>
+    </w:p>
+    <w:p>
+      <w:pPr/>
+      <w:r>
+        <w:rPr>
+          <w:lang w:val="fr_FR" w:bidi="fr_FR"/>
+        </w:rPr>
+      </w:r>
+    </w:p>
+    <w:p>
+      <w:r>
+        <w:drawing>
+          <wp:inline xmlns:a="http://schemas.openxmlformats.org/drawingml/2006/main" xmlns:pic="http://schemas.openxmlformats.org/drawingml/2006/picture">
+            <wp:extent cx="6096000" cy="4090416"/>
+            <wp:docPr id="23" name="Picture 23"/>
+            <wp:cNvGraphicFramePr>
+              <a:graphicFrameLocks noChangeAspect="1"/>
+            </wp:cNvGraphicFramePr>
+            <a:graphic>
+              <a:graphicData uri="http://schemas.openxmlformats.org/drawingml/2006/picture">
+                <pic:pic>
+                  <pic:nvPicPr>
+                    <pic:cNvPr id="0" name="image.jpg"/>
+                    <pic:cNvPicPr/>
+                  </pic:nvPicPr>
+                  <pic:blipFill>
+                    <a:blip r:embed="rId57"/>
+                    <a:stretch>
+                      <a:fillRect/>
+                    </a:stretch>
+                  </pic:blipFill>
+                  <pic:spPr>
+                    <a:xfrm>
+                      <a:off x="0" y="0"/>
+                      <a:ext cx="6096000" cy="4090416"/>
+                    </a:xfrm>
+                    <a:prstGeom prst="rect"/>
+                  </pic:spPr>
+                </pic:pic>
+              </a:graphicData>
+            </a:graphic>
+          </wp:inline>
+        </w:drawing>
+      </w:r>
+    </w:p>
+    <w:p>
+      <w:pPr/>
+      <w:r>
+        <w:rPr>
+          <w:lang w:val="fr_FR" w:bidi="fr_FR"/>
+        </w:rPr>
+      </w:r>
+      <w:hyperlink r:id="rId58">
+        <w:r>
+          <w:rPr>
+            <w:lang w:val="fr_FR" w:bidi="fr_FR"/>
+          </w:rPr>
+          <w:rPr>
+            <w:color w:val="0000EE"/>
+            <w:u w:val="single"/>
+          </w:rPr>
+          <w:t>link</w:t>
+        </w:r>
+      </w:hyperlink>
+      <w:r>
+        <w:rPr>
+          <w:lang w:val="fr_FR" w:bidi="fr_FR"/>
+        </w:rPr>
+      </w:r>
+      <w:r>
+        <w:rPr>
+          <w:lang w:val="fr_FR" w:bidi="fr_FR"/>
+        </w:rPr>
+      </w:r>
+    </w:p>
+    <w:p>
+      <w:pPr/>
+      <w:r>
+        <w:rPr>
+          <w:lang w:val="fr_FR" w:bidi="fr_FR"/>
+        </w:rPr>
+      </w:r>
+    </w:p>
+    <w:p>
+      <w:pPr>
+        <w:pStyle w:val="Heading2"/>
+      </w:pPr>
+      <w:r>
+        <w:rPr>
+          <w:lang w:val="fr_FR" w:bidi="fr_FR"/>
+        </w:rPr>
+        <w:t>Cultiver un champ</w:t>
+      </w:r>
+      <w:r>
+        <w:rPr>
+          <w:lang w:val="fr_FR" w:bidi="fr_FR"/>
+        </w:rPr>
+      </w:r>
+    </w:p>
+    <w:p>
+      <w:pPr>
+        <w:pStyle w:val="Heading4"/>
+      </w:pPr>
+      <w:r>
+        <w:rPr>
+          <w:lang w:val="fr_FR" w:bidi="fr_FR"/>
+        </w:rPr>
+        <w:t>Image Content</w:t>
+      </w:r>
+      <w:r>
+        <w:rPr>
+          <w:lang w:val="fr_FR" w:bidi="fr_FR"/>
+        </w:rPr>
+      </w:r>
+    </w:p>
+    <w:p>
+      <w:pPr/>
+      <w:r>
+        <w:rPr>
+          <w:lang w:val="fr_FR" w:bidi="fr_FR"/>
+        </w:rPr>
+      </w:r>
+    </w:p>
+    <w:p>
+      <w:r>
+        <w:drawing>
+          <wp:inline xmlns:a="http://schemas.openxmlformats.org/drawingml/2006/main" xmlns:pic="http://schemas.openxmlformats.org/drawingml/2006/picture">
+            <wp:extent cx="6096000" cy="4066032"/>
+            <wp:docPr id="24" name="Picture 24"/>
+            <wp:cNvGraphicFramePr>
+              <a:graphicFrameLocks noChangeAspect="1"/>
+            </wp:cNvGraphicFramePr>
+            <a:graphic>
+              <a:graphicData uri="http://schemas.openxmlformats.org/drawingml/2006/picture">
+                <pic:pic>
+                  <pic:nvPicPr>
+                    <pic:cNvPr id="0" name="image.jpg"/>
+                    <pic:cNvPicPr/>
+                  </pic:nvPicPr>
+                  <pic:blipFill>
+                    <a:blip r:embed="rId59"/>
+                    <a:stretch>
+                      <a:fillRect/>
+                    </a:stretch>
+                  </pic:blipFill>
+                  <pic:spPr>
+                    <a:xfrm>
+                      <a:off x="0" y="0"/>
+                      <a:ext cx="6096000" cy="4066032"/>
+                    </a:xfrm>
+                    <a:prstGeom prst="rect"/>
+                  </pic:spPr>
+                </pic:pic>
+              </a:graphicData>
+            </a:graphic>
+          </wp:inline>
+        </w:drawing>
+      </w:r>
+    </w:p>
+    <w:p>
+      <w:pPr/>
+      <w:r>
+        <w:rPr>
+          <w:lang w:val="fr_FR" w:bidi="fr_FR"/>
+        </w:rPr>
+      </w:r>
+      <w:hyperlink r:id="rId60">
         <w:r>
           <w:rPr>
             <w:lang w:val="fr_FR" w:bidi="fr_FR"/>
